--- a/tests/fixtures/msa_v2.docx
+++ b/tests/fixtures/msa_v2.docx
@@ -74,7 +74,7 @@
         </w:numPr>
       </w:pPr>
       <w:r>
-        <w:t xml:space="preserve">“Business Day” means a day other than a Friday, Saturday or public holiday in the United Arab Emirates.</w:t>
+        <w:t xml:space="preserve">“Business Day” means a day other than a Friday, Saturday, or public holiday in the United Arab Emirates.</w:t>
       </w:r>
     </w:p>
     <w:p>
